--- a/public/documents/changes-template.docx
+++ b/public/documents/changes-template.docx
@@ -885,9 +885,9 @@
       <w:tblGrid>
         <w:gridCol w:w="2196"/>
         <w:gridCol w:w="378"/>
-        <w:gridCol w:w="4100"/>
-        <w:gridCol w:w="197"/>
-        <w:gridCol w:w="4450"/>
+        <w:gridCol w:w="4642"/>
+        <w:gridCol w:w="141"/>
+        <w:gridCol w:w="3964"/>
         <w:gridCol w:w="166"/>
         <w:gridCol w:w="4204"/>
       </w:tblGrid>
@@ -939,22 +939,6 @@
               </w:rPr>
               <w:t>{{ORG_ADDRESS}}</w:t>
             </w:r>
-            <w:proofErr w:type="spellStart"/>
-            <w:r>
-              <w:rPr>
-                <w:rFonts w:ascii="Times New Roman" w:hAnsi="Times New Roman"/>
-                <w:color w:val="FF0000"/>
-                <w:sz w:val="22"/>
-              </w:rPr>
-            </w:r>
-            <w:proofErr w:type="spellEnd"/>
-            <w:r>
-              <w:rPr>
-                <w:rFonts w:ascii="Times New Roman" w:hAnsi="Times New Roman"/>
-                <w:color w:val="FF0000"/>
-                <w:sz w:val="22"/>
-              </w:rPr>
-            </w:r>
           </w:p>
         </w:tc>
       </w:tr>
@@ -985,7 +969,7 @@
         </w:tc>
         <w:tc>
           <w:tcPr>
-            <w:tcW w:w="4100" w:type="dxa"/>
+            <w:tcW w:w="4642" w:type="dxa"/>
             <w:tcBorders>
               <w:bottom w:val="single" w:sz="4" w:space="0" w:color="000000"/>
             </w:tcBorders>
@@ -1011,7 +995,7 @@
         </w:tc>
         <w:tc>
           <w:tcPr>
-            <w:tcW w:w="197" w:type="dxa"/>
+            <w:tcW w:w="141" w:type="dxa"/>
             <w:vAlign w:val="bottom"/>
           </w:tcPr>
           <w:p>
@@ -1026,7 +1010,7 @@
         </w:tc>
         <w:tc>
           <w:tcPr>
-            <w:tcW w:w="4450" w:type="dxa"/>
+            <w:tcW w:w="3964" w:type="dxa"/>
             <w:tcBorders>
               <w:bottom w:val="single" w:sz="4" w:space="0" w:color="000000"/>
             </w:tcBorders>
@@ -1042,7 +1026,7 @@
             </w:pPr>
             <w:r>
               <w:rPr>
-                <w:rFonts w:ascii="Times New Roman" w:hAnsi="Times New Roman" w:eastAsia="Times New Roman"/>
+                <w:rFonts w:ascii="Times New Roman" w:hAnsi="Times New Roman"/>
                 <w:color w:val="000000"/>
                 <w:sz w:val="22"/>
               </w:rPr>
@@ -1110,7 +1094,7 @@
         </w:tc>
         <w:tc>
           <w:tcPr>
-            <w:tcW w:w="4100" w:type="dxa"/>
+            <w:tcW w:w="4642" w:type="dxa"/>
             <w:tcBorders>
               <w:top w:val="single" w:sz="4" w:space="0" w:color="000000"/>
             </w:tcBorders>
@@ -1136,7 +1120,7 @@
         </w:tc>
         <w:tc>
           <w:tcPr>
-            <w:tcW w:w="197" w:type="dxa"/>
+            <w:tcW w:w="141" w:type="dxa"/>
           </w:tcPr>
           <w:p>
             <w:pPr>
@@ -1151,7 +1135,7 @@
         </w:tc>
         <w:tc>
           <w:tcPr>
-            <w:tcW w:w="4450" w:type="dxa"/>
+            <w:tcW w:w="3964" w:type="dxa"/>
             <w:tcBorders>
               <w:top w:val="single" w:sz="4" w:space="0" w:color="000000"/>
             </w:tcBorders>
@@ -1254,7 +1238,6 @@
         <w:trPr>
           <w:trHeight w:val="559"/>
           <w:tblHeader/>
-          <w:tblHeader w:val="true"/>
         </w:trPr>
         <w:tc>
           <w:tcPr>
@@ -1529,7 +1512,6 @@
         <w:trPr>
           <w:trHeight w:val="175"/>
           <w:tblHeader/>
-          <w:tblHeader w:val="true"/>
         </w:trPr>
         <w:tc>
           <w:tcPr>
@@ -1970,7 +1952,6 @@
                 <w:szCs w:val="20"/>
               </w:rPr>
             </w:pPr>
-            <w:proofErr w:type="spellStart"/>
             <w:r>
               <w:rPr>
                 <w:rFonts w:ascii="Times New Roman" w:hAnsi="Times New Roman"/>
@@ -1979,7 +1960,6 @@
               </w:rPr>
               <w:t>{{CHANGE_CONTENT}}</w:t>
             </w:r>
-            <w:proofErr w:type="spellEnd"/>
           </w:p>
         </w:tc>
         <w:tc>
@@ -2006,7 +1986,7 @@
             </w:pPr>
             <w:r>
               <w:rPr>
-                <w:rFonts w:ascii="Times New Roman" w:hAnsi="Times New Roman" w:eastAsia="Times New Roman"/>
+                <w:rFonts w:ascii="Times New Roman" w:hAnsi="Times New Roman"/>
                 <w:color w:val="000000"/>
                 <w:sz w:val="20"/>
               </w:rPr>

--- a/public/documents/changes-template.docx
+++ b/public/documents/changes-template.docx
@@ -885,9 +885,9 @@
       <w:tblGrid>
         <w:gridCol w:w="2196"/>
         <w:gridCol w:w="378"/>
-        <w:gridCol w:w="4642"/>
-        <w:gridCol w:w="141"/>
-        <w:gridCol w:w="3964"/>
+        <w:gridCol w:w="4100"/>
+        <w:gridCol w:w="197"/>
+        <w:gridCol w:w="4450"/>
         <w:gridCol w:w="166"/>
         <w:gridCol w:w="4204"/>
       </w:tblGrid>
@@ -939,6 +939,22 @@
               </w:rPr>
               <w:t>{{ORG_ADDRESS}}</w:t>
             </w:r>
+            <w:proofErr w:type="spellStart"/>
+            <w:r>
+              <w:rPr>
+                <w:rFonts w:ascii="Times New Roman" w:hAnsi="Times New Roman"/>
+                <w:color w:val="FF0000"/>
+                <w:sz w:val="22"/>
+              </w:rPr>
+            </w:r>
+            <w:proofErr w:type="spellEnd"/>
+            <w:r>
+              <w:rPr>
+                <w:rFonts w:ascii="Times New Roman" w:hAnsi="Times New Roman"/>
+                <w:color w:val="FF0000"/>
+                <w:sz w:val="22"/>
+              </w:rPr>
+            </w:r>
           </w:p>
         </w:tc>
       </w:tr>
@@ -969,7 +985,7 @@
         </w:tc>
         <w:tc>
           <w:tcPr>
-            <w:tcW w:w="4642" w:type="dxa"/>
+            <w:tcW w:w="4100" w:type="dxa"/>
             <w:tcBorders>
               <w:bottom w:val="single" w:sz="4" w:space="0" w:color="000000"/>
             </w:tcBorders>
@@ -995,7 +1011,7 @@
         </w:tc>
         <w:tc>
           <w:tcPr>
-            <w:tcW w:w="141" w:type="dxa"/>
+            <w:tcW w:w="197" w:type="dxa"/>
             <w:vAlign w:val="bottom"/>
           </w:tcPr>
           <w:p>
@@ -1010,7 +1026,7 @@
         </w:tc>
         <w:tc>
           <w:tcPr>
-            <w:tcW w:w="3964" w:type="dxa"/>
+            <w:tcW w:w="4450" w:type="dxa"/>
             <w:tcBorders>
               <w:bottom w:val="single" w:sz="4" w:space="0" w:color="000000"/>
             </w:tcBorders>
@@ -1026,7 +1042,7 @@
             </w:pPr>
             <w:r>
               <w:rPr>
-                <w:rFonts w:ascii="Times New Roman" w:hAnsi="Times New Roman"/>
+                <w:rFonts w:ascii="Times New Roman" w:hAnsi="Times New Roman" w:eastAsia="Times New Roman"/>
                 <w:color w:val="000000"/>
                 <w:sz w:val="22"/>
               </w:rPr>
@@ -1094,7 +1110,7 @@
         </w:tc>
         <w:tc>
           <w:tcPr>
-            <w:tcW w:w="4642" w:type="dxa"/>
+            <w:tcW w:w="4100" w:type="dxa"/>
             <w:tcBorders>
               <w:top w:val="single" w:sz="4" w:space="0" w:color="000000"/>
             </w:tcBorders>
@@ -1120,7 +1136,7 @@
         </w:tc>
         <w:tc>
           <w:tcPr>
-            <w:tcW w:w="141" w:type="dxa"/>
+            <w:tcW w:w="197" w:type="dxa"/>
           </w:tcPr>
           <w:p>
             <w:pPr>
@@ -1135,7 +1151,7 @@
         </w:tc>
         <w:tc>
           <w:tcPr>
-            <w:tcW w:w="3964" w:type="dxa"/>
+            <w:tcW w:w="4450" w:type="dxa"/>
             <w:tcBorders>
               <w:top w:val="single" w:sz="4" w:space="0" w:color="000000"/>
             </w:tcBorders>
@@ -1238,6 +1254,7 @@
         <w:trPr>
           <w:trHeight w:val="559"/>
           <w:tblHeader/>
+          <w:tblHeader w:val="true"/>
         </w:trPr>
         <w:tc>
           <w:tcPr>
@@ -1512,6 +1529,7 @@
         <w:trPr>
           <w:trHeight w:val="175"/>
           <w:tblHeader/>
+          <w:tblHeader w:val="true"/>
         </w:trPr>
         <w:tc>
           <w:tcPr>
@@ -1952,6 +1970,7 @@
                 <w:szCs w:val="20"/>
               </w:rPr>
             </w:pPr>
+            <w:proofErr w:type="spellStart"/>
             <w:r>
               <w:rPr>
                 <w:rFonts w:ascii="Times New Roman" w:hAnsi="Times New Roman"/>
@@ -1960,6 +1979,7 @@
               </w:rPr>
               <w:t>{{CHANGE_CONTENT}}</w:t>
             </w:r>
+            <w:proofErr w:type="spellEnd"/>
           </w:p>
         </w:tc>
         <w:tc>
@@ -1986,7 +2006,7 @@
             </w:pPr>
             <w:r>
               <w:rPr>
-                <w:rFonts w:ascii="Times New Roman" w:hAnsi="Times New Roman"/>
+                <w:rFonts w:ascii="Times New Roman" w:hAnsi="Times New Roman" w:eastAsia="Times New Roman"/>
                 <w:color w:val="000000"/>
                 <w:sz w:val="20"/>
               </w:rPr>
